--- a/docs/demo/NEST_PH_Walkthrough_Script_Defense_Oct6_UPDATED.docx
+++ b/docs/demo/NEST_PH_Walkthrough_Script_Defense_Oct6_UPDATED.docx
@@ -130,7 +130,7 @@
           <w:bCs/>
           <w:color w:val="000000"/>
         </w:rPr>
-        <w:t>Ben:</w:t>
+        <w:t>Dominic:</w:t>
       </w:r>
       <w:r>
         <w:rPr>
@@ -282,7 +282,7 @@
         <w:rPr>
           <w:color w:val="000000"/>
         </w:rPr>
-        <w:t xml:space="preserve"> phone holder. She holds the phone registered as Ben's number and shows the panel each SMS when it arrives.</w:t>
+        <w:t xml:space="preserve"> phone holder. She holds the phone registered as Dominic's number and shows the panel each SMS when it arrives.</w:t>
       </w:r>
     </w:p>
     <w:p>
@@ -505,7 +505,7 @@
                 <w:sz w:val="20"/>
                 <w:szCs w:val="20"/>
               </w:rPr>
-              <w:t>Opening: meet Ana, Ben and Maria</w:t>
+              <w:t>Opening: meet Ana, Dominic and Maria</w:t>
             </w:r>
           </w:p>
         </w:tc>
@@ -697,7 +697,7 @@
                 <w:sz w:val="20"/>
                 <w:szCs w:val="20"/>
               </w:rPr>
-              <w:t>Delinquency Protocol: Ben doesn't pay + live SMS</w:t>
+              <w:t>Delinquency Protocol: Dominic doesn't pay + live SMS</w:t>
             </w:r>
           </w:p>
         </w:tc>
@@ -1276,22 +1276,10 @@
         <w:rPr>
           <w:color w:val="000000"/>
         </w:rPr>
-        <w:t xml:space="preserve"> re-import </w:t>
+        <w:t xml:space="preserve"> re-import database.sql into the Laravel Cloud database (the one named "production"). This puts Dominic back at Stage 1, removes the arrow added in Room 101, and removes Maria's burst-pipe ticket. Do this after the last rehearsal and before the defense.</w:t>
       </w:r>
       <w:proofErr w:type="spellStart"/>
-      <w:r>
-        <w:rPr>
-          <w:color w:val="000000"/>
-        </w:rPr>
-        <w:t>database.sql</w:t>
-      </w:r>
       <w:proofErr w:type="spellEnd"/>
-      <w:r>
-        <w:rPr>
-          <w:color w:val="000000"/>
-        </w:rPr>
-        <w:t xml:space="preserve"> into the Laravel Cloud database (the one named "production"). This puts Ben back at Stage 2, removes the arrow added in Room 101, and removes Maria's burst-pipe ticket. Do this after the last rehearsal and before the defense.</w:t>
-      </w:r>
     </w:p>
     <w:p>
       <w:pPr>
@@ -1452,13 +1440,13 @@
           <w:bCs/>
           <w:color w:val="000000"/>
         </w:rPr>
-        <w:t>Ben:</w:t>
-      </w:r>
-      <w:r>
-        <w:rPr>
-          <w:color w:val="000000"/>
-        </w:rPr>
-        <w:t xml:space="preserve"> Benjamin Robles, benjamin.robles@gmail.com. Room 103, 3 days overdue, at Stage 2. His number and his emergency contact's number are both the phone Shayne holds.</w:t>
+        <w:t xml:space="preserve">Dominic: </w:t>
+      </w:r>
+      <w:r>
+        <w:rPr>
+          <w:color w:val="000000"/>
+        </w:rPr>
+        <w:t>Dominic James Salvador, dominic.salvador@gmail.com. Room 401, 1 day overdue, at Stage 1. His number and his emergency contact's number are both the phone Shayne holds.</w:t>
       </w:r>
     </w:p>
     <w:p>
@@ -1524,13 +1512,7 @@
           <w:bCs/>
           <w:color w:val="000000"/>
         </w:rPr>
-        <w:t>Other stages on the board:</w:t>
-      </w:r>
-      <w:r>
-        <w:rPr>
-          <w:color w:val="000000"/>
-        </w:rPr>
-        <w:t xml:space="preserve"> Rowell Lacsamana (Stage 3), John Paul Mendoza (Stage 4), Trisha Galvez (Stage 5), Joseph Cruz (Stage 6, blacklisted). Point at them; do not click their stage buttons.</w:t>
+        <w:t>Other stages on the board: Benjamin Robles (Stage 2), Camille Flores (Stage 2, paused), Rowell Lacsamana (Stage 3), John Paul Mendoza (Stage 4), Trisha Galvez (Stage 5), Joseph Cruz (Stage 6, blacklisted). Point at them; do not click their stage buttons.</w:t>
       </w:r>
     </w:p>
     <w:p>
@@ -1602,7 +1584,7 @@
         <w:rPr>
           <w:color w:val="000000"/>
         </w:rPr>
-        <w:t>Window B: Incognito, on the public homepage. Used for the visitor, then Ben, then Maria. Log out between each.</w:t>
+        <w:t>Window B: Incognito, on the public homepage. Used for the visitor, then Dominic, then Maria. Log out between each.</w:t>
       </w:r>
     </w:p>
     <w:p>
@@ -1764,7 +1746,7 @@
         <w:rPr>
           <w:color w:val="000000"/>
         </w:rPr>
-        <w:t>e will follow three tenants. Ana is a student from the province who is looking for a room. Ben stops paying his rent. And Maria has an emergency in her room. Let's start with Ana."</w:t>
+        <w:t>e will follow three tenants. Ana is a student from the province who is looking for a room. Dominic stops paying his rent. And Maria has an emergency in her room. Let's start with Ana."</w:t>
       </w:r>
     </w:p>
     <w:p>
@@ -2292,7 +2274,7 @@
           <w:sz w:val="20"/>
           <w:szCs w:val="20"/>
         </w:rPr>
-        <w:t xml:space="preserve">  |  Vince: Window A, then Window B for Ben  |  Shayne: phone ready</w:t>
+        <w:t xml:space="preserve">  |  Vince: Window A, then Window B for Dominic  |  Shayne: phone ready</w:t>
       </w:r>
     </w:p>
     <w:p>
@@ -2360,13 +2342,12 @@
         <w:rPr>
           <w:color w:val="000000"/>
         </w:rPr>
-        <w:t xml:space="preserve">"This is Ben. He has stopped paying. NEST.PH does not depend on the owner remembering to chase him. Rent is due on the 1st with a 3-day grace period, then it follows six </w:t>
-      </w:r>
-      <w:r>
-        <w:rPr>
-          <w:color w:val="000000"/>
-        </w:rPr>
-        <w:lastRenderedPageBreak/>
+        <w:t xml:space="preserve">"This is Dominic. He has stopped paying. NEST.PH does not depend on the owner remembering to chase him. Rent is due on the 1st with a 3-day grace period, then it follows six </w:t>
+      </w:r>
+      <w:r>
+        <w:rPr>
+          <w:color w:val="000000"/>
+        </w:rPr>
         <w:t>stages. One, the account is flagged and a one-time 10 percent late fee is added. Two, SMS reminders. Three, the tenant portal is restricted. Four, the emergency contact gets an SMS, but only if they agreed to it in the contract. Five, a formal demand letter is generated. Six, the tenant is blacklisted and the owner can issue an eviction notice. You can see tenants at every stage on this board. In real use, this runs automatically every day."</w:t>
       </w:r>
     </w:p>
@@ -2396,7 +2377,7 @@
           <w:sz w:val="24"/>
           <w:szCs w:val="24"/>
         </w:rPr>
-        <w:t>2.2  Find Ben and open his history</w:t>
+        <w:t>2.2  Find Dominic and open his history</w:t>
       </w:r>
       <w:r>
         <w:rPr>
@@ -2424,7 +2405,7 @@
         <w:rPr>
           <w:color w:val="000000"/>
         </w:rPr>
-        <w:t>Find Benjamin Robles in the table, currently at Stage 2. Open his Escalation History.</w:t>
+        <w:t>Find Dominic James Salvador in the table, currently at Stage 1. Open his Escalation History.</w:t>
       </w:r>
     </w:p>
     <w:p>
@@ -2448,7 +2429,7 @@
         <w:rPr>
           <w:color w:val="000000"/>
         </w:rPr>
-        <w:t>"Ben is at Stage 2. Every SMS and action is recorded with the date and the exact message, so the owner has a full audit trail."</w:t>
+        <w:t>"Dominic is at Stage 1. His account was flagged as soon as the grace period ended. Every SMS and action is recorded with the date and the exact message, so the owner has a full audit trail."</w:t>
       </w:r>
     </w:p>
     <w:p>
@@ -2492,7 +2473,7 @@
         <w:rPr>
           <w:color w:val="000000"/>
         </w:rPr>
-        <w:t>Open Testing Tools. Choose Ben and click Stage 3. Shayne shows the SMS on the phone to the panel. Refresh the table to show Ben at Stage 3.</w:t>
+        <w:t>Open Testing Tools. Choose Dominic and click Stage 2. Shayne shows the reminder SMS to the panel. Then click Stage 3, and Shayne shows the restriction SMS. Refresh the table to show Dominic at Stage 3.</w:t>
       </w:r>
     </w:p>
     <w:p>
@@ -2516,7 +2497,7 @@
         <w:rPr>
           <w:color w:val="000000"/>
         </w:rPr>
-        <w:t>"Normally each stage takes days, and a daily scheduled job runs it. Today we are fast-forwarding with our Testing Tools, which run the same logic. We just moved Ben to Stage 3, and this is the actual text on his phone."</w:t>
+        <w:t>"Normally each stage takes days, and a daily scheduled job runs it. Today we are fast-forwarding with our Testing Tools, which run the same logic. We just moved Dominic to Stage 2, and these are the actual reminders on his phone. Now Stage 3, where his portal gets restricted."</w:t>
       </w:r>
     </w:p>
     <w:p>
@@ -2529,7 +2510,7 @@
           <w:sz w:val="20"/>
           <w:szCs w:val="20"/>
         </w:rPr>
-        <w:t>Note: Expect about 3 texts: the Day 4 and Day 7 reminders, then the Stage 3 notice. If no SMS arrives within about 30 seconds, do not wait. Say "The gateway retries automatically, and you can see it logged here", show the Escalation History, and continue.</w:t>
+        <w:t>Note: Expect 3 texts after Stage 2 (the Day 2, Day 4 and Day 7 reminders), then 1 more after Stage 3 (the restriction notice). Stage 6 later needs the Day 7 reminder and the restriction notice to have actually been sent. If no SMS arrives within about 30 seconds, do not wait. Say "The gateway retries automatically, and you can see it logged here", show the Escalation History, and continue.</w:t>
       </w:r>
     </w:p>
     <w:p>
@@ -2545,7 +2526,7 @@
           <w:sz w:val="24"/>
           <w:szCs w:val="24"/>
         </w:rPr>
-        <w:t>2.4  What Ben sees</w:t>
+        <w:t>2.4  What Dominic sees</w:t>
       </w:r>
       <w:r>
         <w:rPr>
@@ -2573,7 +2554,7 @@
         <w:rPr>
           <w:color w:val="000000"/>
         </w:rPr>
-        <w:t>In Window B, log in as Ben (benjamin.robles@gmail.com / Password123!). He lands on Billing. Click another menu item so it bounces back. Open Delinquency Status.</w:t>
+        <w:t>In Window B, log in as Dominic (dominic.salvador@gmail.com / Password123!). He lands on Billing. Click another menu item so it bounces back. Open Delinquency Status.</w:t>
       </w:r>
     </w:p>
     <w:p>
@@ -2597,7 +2578,7 @@
         <w:rPr>
           <w:color w:val="000000"/>
         </w:rPr>
-        <w:t>"Ben is locked to the payment page. He can only see his billing and his status. He sees exactly what he owes and what happens next. Once his payment is approved, the restriction lifts automatically."</w:t>
+        <w:t>"Dominic is locked to the payment page. He can only see his billing and his status. He sees exactly what he owes and what happens next. Once his payment is approved, the restriction lifts automatically."</w:t>
       </w:r>
     </w:p>
     <w:p>
@@ -2610,7 +2591,7 @@
           <w:sz w:val="20"/>
           <w:szCs w:val="20"/>
         </w:rPr>
-        <w:t>Note: Table 16. Log Ben out afterward.</w:t>
+        <w:t>Note: Table 16. Log Dominic out afterward.</w:t>
       </w:r>
     </w:p>
     <w:p>
@@ -2691,7 +2672,7 @@
           <w:sz w:val="20"/>
           <w:szCs w:val="20"/>
         </w:rPr>
-        <w:t>Note: Table 28. Use Camille, not Ben.</w:t>
+        <w:t>Note: Table 28. Use Camille, not Dominic.</w:t>
       </w:r>
     </w:p>
     <w:p>
@@ -2735,7 +2716,7 @@
         <w:rPr>
           <w:color w:val="000000"/>
         </w:rPr>
-        <w:t>Move Ben to Stage 5. Open the demand letter PDF. Move Ben to Stage 6. Click Issue Eviction Notice, confirm it, and show the PDF. Shayne shows the eviction SMS.</w:t>
+        <w:t>Move Dominic to Stage 5. Open the demand letter PDF. Move Dominic to Stage 6. Click Issue Eviction Notice, confirm it, and show the PDF. Shayne shows the eviction SMS.</w:t>
       </w:r>
     </w:p>
     <w:p>
@@ -2759,7 +2740,7 @@
         <w:rPr>
           <w:color w:val="000000"/>
         </w:rPr>
-        <w:t>"At Stage 5, the demand letter is generated automatically with his balance and deadline. At Stage 6, Ben is blacklisted. Only now, after every earlier stage, can the owner issue an eviction notice. The system blocks it otherwise. Everything is recorded in his history. Now let's see what all this means for the owner's money."</w:t>
+        <w:t>"At Stage 5, the demand letter is generated automatically with his balance and deadline. At Stage 6, Dominic is blacklisted. Only now, after every earlier stage, can the owner issue an eviction notice. The system blocks it otherwise. Everything is recorded in his history. Now let's see what all this means for the owner's money."</w:t>
       </w:r>
     </w:p>
     <w:p>
@@ -2772,7 +2753,7 @@
           <w:sz w:val="20"/>
           <w:szCs w:val="20"/>
         </w:rPr>
-        <w:t>Note: Tables 50 and 51. Jumping to Stage 5 sends the emergency-contact SMS to the same phone, and the eviction notice sends one more. Stage 6 only happens if the emergency-contact SMS was actually sent. If it failed, Ben stays at Stage 5 and Issue Eviction Notice stays locked (see Backup plans).</w:t>
+        <w:t>Note: Tables 50 and 51. Jumping to Stage 5 sends the emergency-contact SMS to the same phone, and the eviction notice sends one more. Stage 6 only happens if the emergency-contact SMS was actually sent. If it failed, Dominic stays at Stage 5 and Issue Eviction Notice stays locked (see Backup plans).</w:t>
       </w:r>
     </w:p>
     <w:p>
@@ -2897,7 +2878,7 @@
         <w:rPr>
           <w:color w:val="000000"/>
         </w:rPr>
-        <w:t xml:space="preserve">"First, revenue. This year so far, the dorm collected about 3.5 million pesos: 1.4 million in cash and 2.1 million online through </w:t>
+        <w:t xml:space="preserve">"First, revenue. This year so far, the dorm collected about 3.5 million pesos: 1.4 million in cash and 2 million online through </w:t>
       </w:r>
       <w:proofErr w:type="spellStart"/>
       <w:r>
@@ -2911,7 +2892,7 @@
         <w:rPr>
           <w:color w:val="000000"/>
         </w:rPr>
-        <w:t xml:space="preserve"> and the bank. The owner records the building's own costs each month, like Meralco, water, internet and salaries, so the system shows the real net profit: about 1.77 million pesos. It also shows what is still unpaid, about 26 thousand pesos, from 6 delinquent accounts. That includes Ben."</w:t>
+        <w:t xml:space="preserve"> and the bank. The owner records the building's own costs each month, like Meralco, water, internet and salaries, so the system shows the real net profit: about 1.7 million pesos. It also shows what is still unpaid, about 31 thousand pesos, from 7 delinquent accounts. That includes Dominic."</w:t>
       </w:r>
     </w:p>
     <w:p>
@@ -3935,7 +3916,7 @@
           <w:bCs/>
           <w:color w:val="000000"/>
         </w:rPr>
-        <w:t>Ben, Room 101's arrow or Maria were already used in rehearsal:</w:t>
+        <w:t>Dominic, Room 101's arrow or Maria were already used in rehearsal:</w:t>
       </w:r>
       <w:r>
         <w:rPr>

--- a/docs/demo/NEST_PH_Walkthrough_Script_Defense_Oct6_UPDATED.docx
+++ b/docs/demo/NEST_PH_Walkthrough_Script_Defense_Oct6_UPDATED.docx
@@ -2348,7 +2348,7 @@
         <w:rPr>
           <w:color w:val="000000"/>
         </w:rPr>
-        <w:t>stages. One, the account is flagged and a one-time 10 percent late fee is added. Two, SMS reminders. Three, the tenant portal is restricted. Four, the emergency contact gets an SMS, but only if they agreed to it in the contract. Five, a formal demand letter is generated. Six, the tenant is blacklisted and the owner can issue an eviction notice. You can see tenants at every stage on this board. In real use, this runs automatically every day."</w:t>
+        <w:t>stages, counted from the end of the grace period. One, on day 1 the account is flagged and a one-time 10 percent late fee is added. Two, SMS reminders on days 2, 4 and 7. Three, on day 14 the tenant portal is restricted. Four, on day 30 the emergency contact gets an SMS, but only if they agreed to it in the contract. Five, on day 75 a formal demand letter is generated. Six, on day 90, which is three months unpaid as Pureza’s contract requires, the tenant is blacklisted and the owner can issue an eviction notice. You can see tenants at every stage on this board. In real use, this runs automatically every day."</w:t>
       </w:r>
     </w:p>
     <w:p>
@@ -2361,7 +2361,7 @@
           <w:sz w:val="20"/>
           <w:szCs w:val="20"/>
         </w:rPr>
-        <w:t>Note: Tables 22 to 27. John Paul at Stage 4 shows the emergency-contact step "Skipped" because his contact did not agree. Use it if the panel asks about privacy.</w:t>
+        <w:t>Note: Tables 22 to 27. John Paul at Stage 4 (30 days overdue) shows that his emergency contact was not texted because they did not agree; John Paul himself got the notice by SMS and email instead. Use it if the panel asks about privacy. Stage days: 1, 2/4/7, 14, 30, 75, 90 after the grace period. Only the 3-day grace and the 90-day (three months) limit come from Pureza’s documents; the rest is our team’s choice inside that.</w:t>
       </w:r>
     </w:p>
     <w:p>
@@ -2497,7 +2497,7 @@
         <w:rPr>
           <w:color w:val="000000"/>
         </w:rPr>
-        <w:t>"Normally each stage takes days, and a daily scheduled job runs it. Today we are fast-forwarding with our Testing Tools, which run the same logic. We just moved Dominic to Stage 2, and these are the actual reminders on his phone. Now Stage 3, where his portal gets restricted."</w:t>
+        <w:t>"In real use this takes time: the portal is restricted after two weeks, and blacklisting only happens after three months unpaid, as the contract says. A daily scheduled job runs it. Today we are fast-forwarding with our Testing Tools, which run the same logic. We just moved Dominic to Stage 2, and these are the actual reminders on his phone. Now Stage 3, where his portal gets restricted."</w:t>
       </w:r>
     </w:p>
     <w:p>
@@ -2740,7 +2740,7 @@
         <w:rPr>
           <w:color w:val="000000"/>
         </w:rPr>
-        <w:t>"At Stage 5, the demand letter is generated automatically with his balance and deadline. At Stage 6, Dominic is blacklisted. Only now, after every earlier stage, can the owner issue an eviction notice. The system blocks it otherwise. Everything is recorded in his history. Now let's see what all this means for the owner's money."</w:t>
+        <w:t>"At Stage 5, on day 75, the demand letter is generated automatically with his balance and a deadline before the three-month mark. At Stage 6, on day 90, Dominic is blacklisted. Only now, after every earlier stage, can the owner issue an eviction notice. The system blocks it otherwise. Everything is recorded in his history. Now let's see what all this means for the owner's money."</w:t>
       </w:r>
     </w:p>
     <w:p>
@@ -4051,7 +4051,7 @@
         <w:rPr>
           <w:color w:val="000000"/>
         </w:rPr>
-        <w:t xml:space="preserve"> No. Stage 6 only happens after every earlier stage is completed, and the eviction notice is blocked until then.</w:t>
+        <w:t xml:space="preserve"> No. Stage 6 only happens at 90 days (three months) unpaid, as Pureza’s contract allows, and only after every earlier stage is completed. The eviction notice is blocked until then. An admin can also pause or reset a tenant at any time.</w:t>
       </w:r>
     </w:p>
     <w:p>

--- a/docs/demo/NEST_PH_Walkthrough_Script_Defense_Oct6_UPDATED.docx
+++ b/docs/demo/NEST_PH_Walkthrough_Script_Defense_Oct6_UPDATED.docx
@@ -2878,7 +2878,7 @@
         <w:rPr>
           <w:color w:val="000000"/>
         </w:rPr>
-        <w:t xml:space="preserve">"First, revenue. This year so far, the dorm collected about 3.5 million pesos: 1.4 million in cash and 2 million online through </w:t>
+        <w:t xml:space="preserve">"First, revenue. This year so far, the dorm collected about 3.9 million pesos: 1.5 million in cash and 2.4 million online through </w:t>
       </w:r>
       <w:proofErr w:type="spellStart"/>
       <w:r>
@@ -2892,7 +2892,7 @@
         <w:rPr>
           <w:color w:val="000000"/>
         </w:rPr>
-        <w:t xml:space="preserve"> and the bank. The owner records the building's own costs each month, like Meralco, water, internet and salaries, so the system shows the real net profit: about 1.7 million pesos. It also shows what is still unpaid, about 31 thousand pesos, from 7 delinquent accounts. That includes Dominic."</w:t>
+        <w:t xml:space="preserve"> and the bank. The owner records the building's own costs each month, like Meralco, water, internet and salaries, so the system shows the real net profit: about 2.2 million pesos. It also shows what is still unpaid, about 41 thousand pesos, from 8 delinquent accounts. That includes Dominic."</w:t>
       </w:r>
     </w:p>
     <w:p>
@@ -2905,7 +2905,7 @@
           <w:sz w:val="20"/>
           <w:szCs w:val="20"/>
         </w:rPr>
-        <w:t>Note: Table 36. Expected numbers: Revenue Collected ₱3,515,550 (cash ₱1,438,400, online ₱2,077,150), Total Expenses ₱1,749,717, Net Profit ₱1,765,833, Total Outstanding ₱26,510, Delinquent Accounts 6. October expenses are not recorded yet, because the month is not over. If the panel asks, that is why October has no profit figure.</w:t>
+        <w:t>Note: Table 36. Expected numbers: Revenue Collected ₱3,945,450 (cash ₱1,514,380, online ₱2,431,070), Total Expenses ₱1,749,717, Net Profit ₱2,195,733, Total Outstanding ₱41,490, Delinquent Accounts 8. Collected includes each tenant's monthly utilities (₱350 to ₱650) and Wi-Fi (₱150) share on top of rent. October expenses are not recorded yet, because the month is not over. If the panel asks, that is why October has no profit figure.</w:t>
       </w:r>
     </w:p>
     <w:p>
@@ -2973,7 +2973,7 @@
         <w:rPr>
           <w:color w:val="000000"/>
         </w:rPr>
-        <w:t>"Next, forecasting. The system estimates the next three months, November to January, from the last six months of real data. It expects about 1.24 million pesos in income, 571 thousand in expenses, and about 669 thousand in net profit. Occupancy is expected to rise to 82 percent in November. It also warns the owner that 18 leases end in this period, so she knows which rooms to start advertising. The method is simple and can be checked by hand: the average amount collected per occupied bed, the average number of move-ins per month, minus the leases that are ending."</w:t>
+        <w:t>"Next, forecasting. The system estimates the next three months, November to January, from the last six months of real data. It expects about 1.38 million pesos in income, 571 thousand in expenses, and about 807 thousand in net profit. Occupancy is expected to stay at 79 percent in November, then rise to 85 percent by January. It also warns the owner that 17 leases end in this period, so she knows which rooms to start advertising. The method is simple and can be checked by hand: the average amount collected per occupied bed, the average number of move-ins per month, minus the leases that are ending."</w:t>
       </w:r>
     </w:p>
     <w:p>
@@ -2986,7 +2986,7 @@
           <w:sz w:val="20"/>
           <w:szCs w:val="20"/>
         </w:rPr>
-        <w:t>Note: Expected numbers: Expected Income (3 mo.) ₱1,240,600, Expected Expenses (3 mo.) ₱571,200, Expected Net ₱669,400, Leases Ending 18; November occupancy 82 percent (82 of 100 beds), about ₱4,846 collected per occupied bed, about 9 move-ins per month. Estimates are rounded to the nearest ₱100 on purpose, because a guess should not look exact.</w:t>
+        <w:t>Note: Expected numbers: Expected Income (3 mo.) ₱1,378,000, Expected Expenses (3 mo.) ₱571,200, Expected Net ₱806,800, Leases Ending 17; occupancy 79 percent in November, 83 in December, 85 in January (of 100 beds), about ₱5,579 collected per occupied bed (rent plus utilities and Wi-Fi), about 9 move-ins per month. Estimates are rounded to the nearest ₱100 on purpose, because a guess should not look exact.</w:t>
       </w:r>
     </w:p>
     <w:p>
